--- a/seo-content/drenazh-uchastka/02-subservices/s-uklonom.docx
+++ b/seo-content/drenazh-uchastka/02-subservices/s-uklonom.docx
@@ -7,7 +7,7 @@
         <w:pStyle w:val="Heading1"/>
       </w:pPr>
       <w:r>
-        <w:t>?????? ??????? ? ???????</w:t>
+        <w:t>Дренаж участка с уклоном</w:t>
       </w:r>
     </w:p>
     <w:p>
@@ -37,7 +37,7 @@
         <w:rPr>
           <w:b/>
         </w:rPr>
-        <w:t xml:space="preserve">??????: </w:t>
+        <w:t xml:space="preserve">Шаблон: </w:t>
       </w:r>
       <w:r>
         <w:t>newservicepost.php</w:t>
@@ -51,7 +51,7 @@
         <w:t xml:space="preserve">Intent: </w:t>
       </w:r>
       <w:r>
-        <w:t>????????????: ?????? ??? ???? + ???????????? ????????</w:t>
+        <w:t>Коммерческий: услуга под ключ</w:t>
       </w:r>
     </w:p>
     <w:p>
@@ -59,10 +59,10 @@
         <w:rPr>
           <w:b/>
         </w:rPr>
-        <w:t xml:space="preserve">???????? ???????: </w:t>
+        <w:t xml:space="preserve">Основной кластер: </w:t>
       </w:r>
       <w:r>
-        <w:t>?????? ?? ??????? ? ???????</w:t>
+        <w:t>дренаж участка с уклоном</w:t>
       </w:r>
     </w:p>
     <w:p>
@@ -70,7 +70,7 @@
         <w:pStyle w:val="Heading2"/>
       </w:pPr>
       <w:r>
-        <w:t>SEO-????</w:t>
+        <w:t>SEO-мета</w:t>
       </w:r>
     </w:p>
     <w:p>
@@ -81,7 +81,7 @@
         <w:t xml:space="preserve">Title: </w:t>
       </w:r>
       <w:r>
-        <w:t>?????? ??????? ? ???????: ??????? ????? ?????? ???? ? ????????? ? ??????????? ???????</w:t>
+        <w:t>Дренаж участка с уклоном в Ярославле и Ярославской области</w:t>
       </w:r>
     </w:p>
     <w:p>
@@ -92,7 +92,7 @@
         <w:t xml:space="preserve">H1: </w:t>
       </w:r>
       <w:r>
-        <w:t>?????? ??????? ? ???????: ??????? ????? ?????? ????</w:t>
+        <w:t>Дренаж участка с уклоном под ключ</w:t>
       </w:r>
     </w:p>
     <w:p>
@@ -103,7 +103,7 @@
         <w:t xml:space="preserve">Description: </w:t>
       </w:r>
       <w:r>
-        <w:t>?????? ??????? ? ???????: ??????? ????? ?????? ????. ????? ?? ???????, ?????? ?????, ?????? ??? ???? ? ????????. ???????? ?? ????????? ? ???????.</w:t>
+        <w:t>Дренаж участка с уклоном. Выезд на участок, расчет сметы, монтаж под ключ и гарантия.</w:t>
       </w:r>
     </w:p>
     <w:p>
@@ -111,7 +111,7 @@
         <w:pStyle w:val="Heading2"/>
       </w:pPr>
       <w:r>
-        <w:t>????????? ??????? (3-6)</w:t>
+        <w:t>Вторичные запросы (3-6)</w:t>
       </w:r>
     </w:p>
     <w:p>
@@ -119,7 +119,7 @@
         <w:pStyle w:val="ListBullet"/>
       </w:pPr>
       <w:r>
-        <w:t>?????? ??????? ????</w:t>
+        <w:t>дренаж участка цена</w:t>
       </w:r>
     </w:p>
     <w:p>
@@ -127,7 +127,7 @@
         <w:pStyle w:val="ListBullet"/>
       </w:pPr>
       <w:r>
-        <w:t>?????? ??????? ??? ????</w:t>
+        <w:t>дренаж участка под ключ</w:t>
       </w:r>
     </w:p>
     <w:p>
@@ -135,7 +135,7 @@
         <w:pStyle w:val="ListBullet"/>
       </w:pPr>
       <w:r>
-        <w:t>?????? ??????? ?? ???????</w:t>
+        <w:t>монтаж дренажа на участке</w:t>
       </w:r>
     </w:p>
     <w:p>
@@ -143,7 +143,7 @@
         <w:pStyle w:val="ListBullet"/>
       </w:pPr>
       <w:r>
-        <w:t>????????? ??????? ???????</w:t>
+        <w:t>стоимость дренажа участка</w:t>
       </w:r>
     </w:p>
     <w:p>
@@ -151,7 +151,7 @@
         <w:pStyle w:val="Heading2"/>
       </w:pPr>
       <w:r>
-        <w:t>????? ??? newservicepost (ns87_*)</w:t>
+        <w:t>Блоки под newservicepost (ns87_*)</w:t>
       </w:r>
     </w:p>
     <w:p>
@@ -162,7 +162,7 @@
         <w:t xml:space="preserve">ns87_hero_title: </w:t>
       </w:r>
       <w:r>
-        <w:t>?????? ??????? ? ???????: ??????? ????? ?????? ????</w:t>
+        <w:t>Дренаж участка с уклоном под ключ</w:t>
       </w:r>
     </w:p>
     <w:p>
@@ -173,51 +173,7 @@
         <w:t xml:space="preserve">ns87_hero_subtitle: </w:t>
       </w:r>
       <w:r>
-        <w:t>??????????? ??????? ??? ?????? ??????? ? ????????? ? ????????? ?? ????????.</w:t>
-      </w:r>
-    </w:p>
-    <w:p>
-      <w:r>
-        <w:rPr>
-          <w:b/>
-        </w:rPr>
-        <w:t xml:space="preserve">ns87_hero_btn_primary_text: </w:t>
-      </w:r>
-      <w:r>
-        <w:t>?????????? ?????????</w:t>
-      </w:r>
-    </w:p>
-    <w:p>
-      <w:r>
-        <w:rPr>
-          <w:b/>
-        </w:rPr>
-        <w:t xml:space="preserve">ns87_hero_btn_primary_url: </w:t>
-      </w:r>
-      <w:r>
-        <w:t>#calc</w:t>
-      </w:r>
-    </w:p>
-    <w:p>
-      <w:r>
-        <w:rPr>
-          <w:b/>
-        </w:rPr>
-        <w:t xml:space="preserve">ns87_hero_btn_secondary_text: </w:t>
-      </w:r>
-      <w:r>
-        <w:t>?????????? ????????????</w:t>
-      </w:r>
-    </w:p>
-    <w:p>
-      <w:r>
-        <w:rPr>
-          <w:b/>
-        </w:rPr>
-        <w:t xml:space="preserve">ns87_hero_btn_secondary_url: </w:t>
-      </w:r>
-      <w:r>
-        <w:t>#popup</w:t>
+        <w:t>Подбираем схему под задачу участка и монтируем с гарантией.</w:t>
       </w:r>
     </w:p>
     <w:p>
@@ -228,29 +184,7 @@
         <w:t xml:space="preserve">ns87_problem_title: </w:t>
       </w:r>
       <w:r>
-        <w:t>? ?????? ?????????? ?????? ????????</w:t>
-      </w:r>
-    </w:p>
-    <w:p>
-      <w:r>
-        <w:rPr>
-          <w:b/>
-        </w:rPr>
-        <w:t xml:space="preserve">ns87_problem_text: </w:t>
-      </w:r>
-      <w:r>
-        <w:t>?? ??????? ????? ????????? ???????????? ?????? ? ????????? ?????? ??????.</w:t>
-      </w:r>
-    </w:p>
-    <w:p>
-      <w:r>
-        <w:rPr>
-          <w:b/>
-        </w:rPr>
-        <w:t xml:space="preserve">ns87_problem_items: </w:t>
-      </w:r>
-      <w:r>
-        <w:t>???? ????? ?????; ????? ??????; ?????????????? ??????</w:t>
+        <w:t>Типовые проблемы участка</w:t>
       </w:r>
     </w:p>
     <w:p>
@@ -261,29 +195,7 @@
         <w:t xml:space="preserve">ns87_solution_title: </w:t>
       </w:r>
       <w:r>
-        <w:t>??? ?????? ??????</w:t>
-      </w:r>
-    </w:p>
-    <w:p>
-      <w:r>
-        <w:rPr>
-          <w:b/>
-        </w:rPr>
-        <w:t xml:space="preserve">ns87_solution_text: </w:t>
-      </w:r>
-      <w:r>
-        <w:t>????????? ????? ???????, ???????????? ??????? ? ?????, ????????? ?????? ? ???????? ?????????????????.</w:t>
-      </w:r>
-    </w:p>
-    <w:p>
-      <w:r>
-        <w:rPr>
-          <w:b/>
-        </w:rPr>
-        <w:t xml:space="preserve">ns87_solution_points: </w:t>
-      </w:r>
-      <w:r>
-        <w:t>?????? ???????; ??????? ?????; ?????? ??? ????; ????????</w:t>
+        <w:t>Как решаем задачу</w:t>
       </w:r>
     </w:p>
     <w:p>
@@ -294,51 +206,7 @@
         <w:t xml:space="preserve">ns87_prices_title: </w:t>
       </w:r>
       <w:r>
-        <w:t>????????? ?????</w:t>
-      </w:r>
-    </w:p>
-    <w:p>
-      <w:r>
-        <w:rPr>
-          <w:b/>
-        </w:rPr>
-        <w:t xml:space="preserve">ns87_price_rows: </w:t>
-      </w:r>
-      <w:r>
-        <w:t>??????? ?????? ?? 2800 ?/?; ??????????? ?????? ?? 4500 ?/?; ??????? ?? 25000 ?</w:t>
-      </w:r>
-    </w:p>
-    <w:p>
-      <w:r>
-        <w:rPr>
-          <w:b/>
-        </w:rPr>
-        <w:t xml:space="preserve">ns87_estimate_title: </w:t>
-      </w:r>
-      <w:r>
-        <w:t>?????? ?????</w:t>
-      </w:r>
-    </w:p>
-    <w:p>
-      <w:r>
-        <w:rPr>
-          <w:b/>
-        </w:rPr>
-        <w:t xml:space="preserve">ns87_estimate_items: </w:t>
-      </w:r>
-      <w:r>
-        <w:t>?????????; ???????? ??????; ??????; ???? ? ????????</w:t>
-      </w:r>
-    </w:p>
-    <w:p>
-      <w:r>
-        <w:rPr>
-          <w:b/>
-        </w:rPr>
-        <w:t xml:space="preserve">ns87_estimate_total: </w:t>
-      </w:r>
-      <w:r>
-        <w:t>?????: ?????????????? ????? ???????</w:t>
+        <w:t>Стоимость работ</w:t>
       </w:r>
     </w:p>
     <w:p>
@@ -349,18 +217,7 @@
         <w:t xml:space="preserve">ns87_faq_title: </w:t>
       </w:r>
       <w:r>
-        <w:t>??????? ?? ??????</w:t>
-      </w:r>
-    </w:p>
-    <w:p>
-      <w:r>
-        <w:rPr>
-          <w:b/>
-        </w:rPr>
-        <w:t xml:space="preserve">ns87_faq_items: </w:t>
-      </w:r>
-      <w:r>
-        <w:t>?????; ????????; ??? ?????? ? ????</w:t>
+        <w:t>Вопросы по услуге</w:t>
       </w:r>
     </w:p>
     <w:p>
@@ -368,7 +225,7 @@
         <w:pStyle w:val="Heading2"/>
       </w:pPr>
       <w:r>
-        <w:t>???????????? (???????? ? ?????/FAQ)</w:t>
+        <w:t>Перелинковка</w:t>
       </w:r>
     </w:p>
     <w:p>
@@ -416,10 +273,10 @@
         <w:rPr>
           <w:b/>
         </w:rPr>
-        <w:t xml:space="preserve">???????? CTA: </w:t>
+        <w:t xml:space="preserve">Основной CTA: </w:t>
       </w:r>
       <w:r>
-        <w:t>???????? ??????, ????? ???????? ?????? ? ??????? ??????? ?????? ??? ??? ???????.</w:t>
+        <w:t>Оставьте заявку, чтобы получить расчет и рабочее решение под ваш участок.</w:t>
       </w:r>
     </w:p>
     <w:sectPr>

--- a/seo-content/drenazh-uchastka/02-subservices/s-uklonom.docx
+++ b/seo-content/drenazh-uchastka/02-subservices/s-uklonom.docx
@@ -48,21 +48,10 @@
         <w:rPr>
           <w:b/>
         </w:rPr>
-        <w:t xml:space="preserve">Intent: </w:t>
+        <w:t xml:space="preserve">Интент: </w:t>
       </w:r>
       <w:r>
-        <w:t>Коммерческий: услуга под ключ</w:t>
-      </w:r>
-    </w:p>
-    <w:p>
-      <w:r>
-        <w:rPr>
-          <w:b/>
-        </w:rPr>
-        <w:t xml:space="preserve">Основной кластер: </w:t>
-      </w:r>
-      <w:r>
-        <w:t>дренаж участка с уклоном</w:t>
+        <w:t>Коммерческий запрос на дренаж участка со склоном</w:t>
       </w:r>
     </w:p>
     <w:p>
@@ -81,7 +70,7 @@
         <w:t xml:space="preserve">Title: </w:t>
       </w:r>
       <w:r>
-        <w:t>Дренаж участка с уклоном в Ярославле и Ярославской области</w:t>
+        <w:t>Дренаж участка с уклоном под ключ в Ярославской области</w:t>
       </w:r>
     </w:p>
     <w:p>
@@ -92,7 +81,7 @@
         <w:t xml:space="preserve">H1: </w:t>
       </w:r>
       <w:r>
-        <w:t>Дренаж участка с уклоном под ключ</w:t>
+        <w:t>Дренаж участка с уклоном: схема и монтаж</w:t>
       </w:r>
     </w:p>
     <w:p>
@@ -103,7 +92,7 @@
         <w:t xml:space="preserve">Description: </w:t>
       </w:r>
       <w:r>
-        <w:t>Дренаж участка с уклоном. Выезд на участок, расчет сметы, монтаж под ключ и гарантия.</w:t>
+        <w:t>Дренаж участка с уклоном под ключ: рабочие схемы для сложного рельефа, защита от размыва и расчет стоимости по Ярославлю и области.</w:t>
       </w:r>
     </w:p>
     <w:p>
@@ -111,7 +100,7 @@
         <w:pStyle w:val="Heading2"/>
       </w:pPr>
       <w:r>
-        <w:t>Вторичные запросы (3-6)</w:t>
+        <w:t>Кластер запросов</w:t>
       </w:r>
     </w:p>
     <w:p>
@@ -119,7 +108,7 @@
         <w:pStyle w:val="ListBullet"/>
       </w:pPr>
       <w:r>
-        <w:t>дренаж участка цена</w:t>
+        <w:t>дренаж на участке с уклоном</w:t>
       </w:r>
     </w:p>
     <w:p>
@@ -127,7 +116,7 @@
         <w:pStyle w:val="ListBullet"/>
       </w:pPr>
       <w:r>
-        <w:t>дренаж участка под ключ</w:t>
+        <w:t>участок склоном дренаж</w:t>
       </w:r>
     </w:p>
     <w:p>
@@ -135,15 +124,7 @@
         <w:pStyle w:val="ListBullet"/>
       </w:pPr>
       <w:r>
-        <w:t>монтаж дренажа на участке</w:t>
-      </w:r>
-    </w:p>
-    <w:p>
-      <w:pPr>
-        <w:pStyle w:val="ListBullet"/>
-      </w:pPr>
-      <w:r>
-        <w:t>стоимость дренажа участка</w:t>
+        <w:t>схема дренажа на участке с уклоном</w:t>
       </w:r>
     </w:p>
     <w:p>
@@ -151,7 +132,7 @@
         <w:pStyle w:val="Heading2"/>
       </w:pPr>
       <w:r>
-        <w:t>Блоки под newservicepost (ns87_*)</w:t>
+        <w:t>Hero</w:t>
       </w:r>
     </w:p>
     <w:p>
@@ -173,7 +154,37 @@
         <w:t xml:space="preserve">ns87_hero_subtitle: </w:t>
       </w:r>
       <w:r>
-        <w:t>Подбираем схему под задачу участка и монтируем с гарантией.</w:t>
+        <w:t>Проектируем систему для сложного рельефа, где важно не только отвести воду, но и не допустить размыва грунта, подмыва дорожек и перегрузки нижних зон участка.</w:t>
+      </w:r>
+    </w:p>
+    <w:p>
+      <w:r>
+        <w:rPr>
+          <w:b/>
+        </w:rPr>
+        <w:t xml:space="preserve">ns87_hero_btn_primary_text: </w:t>
+      </w:r>
+      <w:r>
+        <w:t>Рассчитать стоимость</w:t>
+      </w:r>
+    </w:p>
+    <w:p>
+      <w:r>
+        <w:rPr>
+          <w:b/>
+        </w:rPr>
+        <w:t xml:space="preserve">ns87_hero_btn_secondary_text: </w:t>
+      </w:r>
+      <w:r>
+        <w:t>Получить консультацию</w:t>
+      </w:r>
+    </w:p>
+    <w:p>
+      <w:pPr>
+        <w:pStyle w:val="Heading2"/>
+      </w:pPr>
+      <w:r>
+        <w:t>Проблема</w:t>
       </w:r>
     </w:p>
     <w:p>
@@ -184,7 +195,50 @@
         <w:t xml:space="preserve">ns87_problem_title: </w:t>
       </w:r>
       <w:r>
-        <w:t>Типовые проблемы участка</w:t>
+        <w:t>Чем опасен уклон на участке</w:t>
+      </w:r>
+    </w:p>
+    <w:p>
+      <w:r>
+        <w:rPr>
+          <w:b/>
+        </w:rPr>
+        <w:t xml:space="preserve">ns87_problem_text: </w:t>
+      </w:r>
+      <w:r>
+        <w:t>Уклон сам по себе не проблема, но он меняет движение воды. После осадков поток может ускоряться, смывать грунт, подтапливать нижнюю часть территории и перегружать отдельные зоны у дома или забора. Если сделать дренаж без понимания рельефа, вода просто найдет новую проблемную точку.</w:t>
+      </w:r>
+    </w:p>
+    <w:p>
+      <w:pPr>
+        <w:pStyle w:val="ListBullet"/>
+      </w:pPr>
+      <w:r>
+        <w:t>Размыв грунта и снос плодородного слоя после дождей.</w:t>
+      </w:r>
+    </w:p>
+    <w:p>
+      <w:pPr>
+        <w:pStyle w:val="ListBullet"/>
+      </w:pPr>
+      <w:r>
+        <w:t>Подтопление нижней части участка, подпорных стенок или въездной зоны.</w:t>
+      </w:r>
+    </w:p>
+    <w:p>
+      <w:pPr>
+        <w:pStyle w:val="ListBullet"/>
+      </w:pPr>
+      <w:r>
+        <w:t>Локальная перегрузка водой там, где по планировке не должно быть влажных зон.</w:t>
+      </w:r>
+    </w:p>
+    <w:p>
+      <w:pPr>
+        <w:pStyle w:val="Heading2"/>
+      </w:pPr>
+      <w:r>
+        <w:t>Решение</w:t>
       </w:r>
     </w:p>
     <w:p>
@@ -195,7 +249,58 @@
         <w:t xml:space="preserve">ns87_solution_title: </w:t>
       </w:r>
       <w:r>
-        <w:t>Как решаем задачу</w:t>
+        <w:t>Как проектируется дренаж на участке с уклоном</w:t>
+      </w:r>
+    </w:p>
+    <w:p>
+      <w:r>
+        <w:rPr>
+          <w:b/>
+        </w:rPr>
+        <w:t xml:space="preserve">ns87_solution_text: </w:t>
+      </w:r>
+      <w:r>
+        <w:t>Здесь особенно важна схема. Мы оцениваем направление потока, зоны накопления воды, перепады высот и только потом предлагаем решение. Обычно это сочетание поверхностного сбора, перехватывающих линий и при необходимости глубинной части там, где вода дополнительно давит из грунта.</w:t>
+      </w:r>
+    </w:p>
+    <w:p>
+      <w:pPr>
+        <w:pStyle w:val="ListBullet"/>
+      </w:pPr>
+      <w:r>
+        <w:t>Смотрим, как вода движется по участку сверху вниз и где возникают перегруженные зоны.</w:t>
+      </w:r>
+    </w:p>
+    <w:p>
+      <w:pPr>
+        <w:pStyle w:val="ListBullet"/>
+      </w:pPr>
+      <w:r>
+        <w:t>Подбираем схему перехвата воды, а не просто пытаемся увести ее в одну точку.</w:t>
+      </w:r>
+    </w:p>
+    <w:p>
+      <w:pPr>
+        <w:pStyle w:val="ListBullet"/>
+      </w:pPr>
+      <w:r>
+        <w:t>Защищаем нижние зоны участка, фундамент и элементы благоустройства от концентрированного потока.</w:t>
+      </w:r>
+    </w:p>
+    <w:p>
+      <w:pPr>
+        <w:pStyle w:val="ListBullet"/>
+      </w:pPr>
+      <w:r>
+        <w:t>Учитываем будущие дорожки, подпорные стенки и зоны отдыха, чтобы потом не переделывать систему.</w:t>
+      </w:r>
+    </w:p>
+    <w:p>
+      <w:pPr>
+        <w:pStyle w:val="Heading2"/>
+      </w:pPr>
+      <w:r>
+        <w:t>Цены</w:t>
       </w:r>
     </w:p>
     <w:p>
@@ -206,7 +311,76 @@
         <w:t xml:space="preserve">ns87_prices_title: </w:t>
       </w:r>
       <w:r>
-        <w:t>Стоимость работ</w:t>
+        <w:t>Стоимость дренажа участка с уклоном</w:t>
+      </w:r>
+    </w:p>
+    <w:p>
+      <w:r>
+        <w:t>Перехватывающий поверхностный дренаж — от 2 800 ₽ за погонный метр</w:t>
+      </w:r>
+    </w:p>
+    <w:p>
+      <w:r>
+        <w:t>Комплексная схема на рельефе — от 4 500 ₽ за погонный метр</w:t>
+      </w:r>
+    </w:p>
+    <w:p>
+      <w:r>
+        <w:t>Решение со сложной логистикой и дополнительной защитой нижних зон — по расчету</w:t>
+      </w:r>
+    </w:p>
+    <w:p>
+      <w:r>
+        <w:rPr>
+          <w:b/>
+        </w:rPr>
+        <w:t xml:space="preserve">ns87_estimate_title: </w:t>
+      </w:r>
+      <w:r>
+        <w:t>Что влияет на смету</w:t>
+      </w:r>
+    </w:p>
+    <w:p>
+      <w:pPr>
+        <w:pStyle w:val="ListBullet"/>
+      </w:pPr>
+      <w:r>
+        <w:t>Перепад высот и протяженность перехватывающих линий.</w:t>
+      </w:r>
+    </w:p>
+    <w:p>
+      <w:pPr>
+        <w:pStyle w:val="ListBullet"/>
+      </w:pPr>
+      <w:r>
+        <w:t>Необходимость комбинировать поверхностный и глубинный дренаж.</w:t>
+      </w:r>
+    </w:p>
+    <w:p>
+      <w:pPr>
+        <w:pStyle w:val="ListBullet"/>
+      </w:pPr>
+      <w:r>
+        <w:t>Сложность отвода воды в безопасную и допустимую точку.</w:t>
+      </w:r>
+    </w:p>
+    <w:p>
+      <w:r>
+        <w:rPr>
+          <w:b/>
+        </w:rPr>
+        <w:t xml:space="preserve">ns87_estimate_total: </w:t>
+      </w:r>
+      <w:r>
+        <w:t>Точный бюджет зависит от рельефа и выбранной схемы отвода воды</w:t>
+      </w:r>
+    </w:p>
+    <w:p>
+      <w:pPr>
+        <w:pStyle w:val="Heading2"/>
+      </w:pPr>
+      <w:r>
+        <w:t>FAQ</w:t>
       </w:r>
     </w:p>
     <w:p>
@@ -217,7 +391,46 @@
         <w:t xml:space="preserve">ns87_faq_title: </w:t>
       </w:r>
       <w:r>
-        <w:t>Вопросы по услуге</w:t>
+        <w:t>FAQ по дренажу участка с уклоном</w:t>
+      </w:r>
+    </w:p>
+    <w:p>
+      <w:pPr>
+        <w:pStyle w:val="ListBullet"/>
+      </w:pPr>
+      <w:r>
+        <w:t>Можно ли просто выкопать канаву по низу участка?</w:t>
+      </w:r>
+    </w:p>
+    <w:p>
+      <w:r>
+        <w:t>Обычно этого недостаточно. Если не перехватить воду правильно, весь поток будет перегружать нижнюю часть участка, а сама канава превратится в источник новой проблемы.</w:t>
+      </w:r>
+    </w:p>
+    <w:p>
+      <w:pPr>
+        <w:pStyle w:val="ListBullet"/>
+      </w:pPr>
+      <w:r>
+        <w:t>Нужен ли глубинный дренаж на уклоне?</w:t>
+      </w:r>
+    </w:p>
+    <w:p>
+      <w:r>
+        <w:t>Иногда да, если помимо поверхностного потока есть переувлажнение грунта или нужно защитить фундамент. Решение зависит от конкретной причины проблемы, а не только от рельефа.</w:t>
+      </w:r>
+    </w:p>
+    <w:p>
+      <w:pPr>
+        <w:pStyle w:val="ListBullet"/>
+      </w:pPr>
+      <w:r>
+        <w:t>Можно ли совместить дренаж со строительством дорожек и подпорных стенок?</w:t>
+      </w:r>
+    </w:p>
+    <w:p>
+      <w:r>
+        <w:t>Да, и это лучший момент для проектирования системы. Когда дренаж учитывается заранее, проще избежать последующих переделок и ошибок по уклонам.</w:t>
       </w:r>
     </w:p>
     <w:p>
@@ -225,7 +438,7 @@
         <w:pStyle w:val="Heading2"/>
       </w:pPr>
       <w:r>
-        <w:t>Перелинковка</w:t>
+        <w:t>Связанные блоки</w:t>
       </w:r>
     </w:p>
     <w:p>
@@ -249,7 +462,7 @@
         <w:pStyle w:val="ListBullet"/>
       </w:pPr>
       <w:r>
-        <w:t>/drenazh-uchastka/glubinnyy/</w:t>
+        <w:t>/drenazh-uchastka/glinistaya-pochva/</w:t>
       </w:r>
     </w:p>
     <w:p>
@@ -257,26 +470,12 @@
         <w:pStyle w:val="ListBullet"/>
       </w:pPr>
       <w:r>
-        <w:t>/drenazh-uchastka/poverhnostnyy/</w:t>
-      </w:r>
-    </w:p>
-    <w:p>
-      <w:pPr>
-        <w:pStyle w:val="Heading2"/>
-      </w:pPr>
-      <w:r>
-        <w:t>CTA</w:t>
+        <w:t>/drenazh-uchastka/10-sotok/</w:t>
       </w:r>
     </w:p>
     <w:p>
       <w:r>
-        <w:rPr>
-          <w:b/>
-        </w:rPr>
-        <w:t xml:space="preserve">Основной CTA: </w:t>
-      </w:r>
-      <w:r>
-        <w:t>Оставьте заявку, чтобы получить расчет и рабочее решение под ваш участок.</w:t>
+        <w:t>Для блока кейсов `selected_real_projects` выбирайте работы, максимально близкие к интенту страницы. Для блока `selected_other_drainage` подберите 3 соседние услуги из кластера дренажа.</w:t>
       </w:r>
     </w:p>
     <w:sectPr>

--- a/seo-content/drenazh-uchastka/02-subservices/s-uklonom.docx
+++ b/seo-content/drenazh-uchastka/02-subservices/s-uklonom.docx
@@ -454,7 +454,7 @@
         <w:pStyle w:val="ListBullet"/>
       </w:pPr>
       <w:r>
-        <w:t>/drenazh-uchastka/cena/</w:t>
+        <w:t>/cena-drenazha-uchastka/</w:t>
       </w:r>
     </w:p>
     <w:p>
